--- a/packages/domain/plantillas/maestras/1tesista/ETAPA02/ANEXO N° 27 SOLICITUD (2) PARA OPTAR TITULO 2DA. ESPECIALIDAD - 01 TESISTA.docx
+++ b/packages/domain/plantillas/maestras/1tesista/ETAPA02/ANEXO N° 27 SOLICITUD (2) PARA OPTAR TITULO 2DA. ESPECIALIDAD - 01 TESISTA.docx
@@ -2277,7 +2277,7 @@
           <w:highlight w:val="yellow"/>
           <w:rtl w:val="0"/>
         </w:rPr>
-        <w:t xml:space="preserve">Arequipa, XX  de XX  de </w:t>
+        <w:t xml:space="preserve">Arequipa, &lt;&lt;FECHA DE SOLICITUD&gt;&gt;.</w:t>
       </w:r>
     </w:p>
     <w:p>
